--- a/2026/EL MIRADOR/Contrato de locación de cochera.docx
+++ b/2026/EL MIRADOR/Contrato de locación de cochera.docx
@@ -78,222 +78,249 @@
       <w:r>
         <w:t>El presente contrato de locación de cochera se celebra en la ciudad de Lanús, Provincia</w:t>
       </w:r>
+      <w:r>
+        <w:t xml:space="preserve"> </w:t>
+      </w:r>
+      <w:r>
+        <w:t xml:space="preserve">de Buenos Aires, con fecha 9 de </w:t>
+      </w:r>
+      <w:proofErr w:type="gramStart"/>
+      <w:r>
+        <w:t>Marzo</w:t>
+      </w:r>
+      <w:proofErr w:type="gramEnd"/>
+      <w:r>
+        <w:t xml:space="preserve"> de 2026 entre las siguientes partes</w:t>
+      </w:r>
+      <w:r>
+        <w:t xml:space="preserve"> </w:t>
+      </w:r>
+      <w:r>
+        <w:t xml:space="preserve">La Sra. </w:t>
+      </w:r>
+      <w:r>
+        <w:t>Rosana Cavallero</w:t>
+      </w:r>
+      <w:r>
+        <w:t xml:space="preserve"> DNI </w:t>
+      </w:r>
+      <w:r>
+        <w:t>17732779</w:t>
+      </w:r>
+      <w:r>
+        <w:t xml:space="preserve"> de ahora en adelante el Locador y por la otra </w:t>
+      </w:r>
+      <w:proofErr w:type="gramStart"/>
+      <w:r>
+        <w:t xml:space="preserve">el </w:t>
+      </w:r>
+      <w:r>
+        <w:t xml:space="preserve"> </w:t>
+      </w:r>
+      <w:r>
+        <w:t>Sr.</w:t>
+      </w:r>
+      <w:proofErr w:type="gramEnd"/>
+      <w:r>
+        <w:t xml:space="preserve"> </w:t>
+      </w:r>
+      <w:r>
+        <w:t>Javier argentino</w:t>
+      </w:r>
+      <w:r>
+        <w:t xml:space="preserve"> DNI </w:t>
+      </w:r>
+      <w:r>
+        <w:t xml:space="preserve">22183021 </w:t>
+      </w:r>
+      <w:r>
+        <w:t>de ahora en adelante Locataria con domicilio</w:t>
+      </w:r>
+      <w:r>
+        <w:t xml:space="preserve"> </w:t>
+      </w:r>
+      <w:r>
+        <w:t xml:space="preserve">especial a los fines del presente contrato en la calle 25 de </w:t>
+      </w:r>
+      <w:proofErr w:type="gramStart"/>
+      <w:r>
+        <w:t>Mayo</w:t>
+      </w:r>
+      <w:proofErr w:type="gramEnd"/>
+      <w:r>
+        <w:t xml:space="preserve"> 837 Lanús Oeste,</w:t>
+      </w:r>
+      <w:r>
+        <w:t xml:space="preserve"> </w:t>
+      </w:r>
+      <w:r>
+        <w:t>Provincia de Buenos Aires.</w:t>
+      </w:r>
     </w:p>
     <w:p>
       <w:r>
-        <w:t xml:space="preserve">de Buenos Aires, con fecha </w:t>
-      </w:r>
-      <w:r>
-        <w:t>9</w:t>
-      </w:r>
-      <w:r>
-        <w:t xml:space="preserve"> de </w:t>
-      </w:r>
-      <w:proofErr w:type="gramStart"/>
-      <w:r>
-        <w:t>Marzo</w:t>
-      </w:r>
-      <w:proofErr w:type="gramEnd"/>
-      <w:r>
-        <w:t xml:space="preserve"> de 202</w:t>
-      </w:r>
-      <w:r>
-        <w:t>6</w:t>
-      </w:r>
-      <w:r>
-        <w:t xml:space="preserve"> entre las siguientes partes</w:t>
+        <w:t xml:space="preserve">Las partes conviene de </w:t>
+      </w:r>
+      <w:proofErr w:type="spellStart"/>
+      <w:r>
+        <w:t>como</w:t>
+      </w:r>
+      <w:proofErr w:type="spellEnd"/>
+      <w:r>
+        <w:t xml:space="preserve"> un acuerdo celebrar presente contrato de locación de</w:t>
+      </w:r>
+      <w:r>
+        <w:t xml:space="preserve"> </w:t>
+      </w:r>
+      <w:r>
+        <w:t>cochera sujeto a las siguientes clausulas y condiciones</w:t>
       </w:r>
     </w:p>
     <w:p>
       <w:r>
-        <w:t xml:space="preserve">La Sra. </w:t>
-      </w:r>
-      <w:r>
-        <w:t>Rosana Cavallero</w:t>
-      </w:r>
-      <w:r>
-        <w:t xml:space="preserve"> DNI </w:t>
-      </w:r>
-      <w:r>
-        <w:t>17732779</w:t>
-      </w:r>
-      <w:r>
-        <w:t xml:space="preserve"> </w:t>
-      </w:r>
-      <w:r>
-        <w:t xml:space="preserve">de ahora en adelante el Locador y por la otra </w:t>
-      </w:r>
-      <w:r>
-        <w:t xml:space="preserve">el </w:t>
+        <w:t>El locador da en locación al locatario una cochera fija del inmueble sita en la calle 25 de</w:t>
+      </w:r>
+      <w:r>
+        <w:t xml:space="preserve"> </w:t>
+      </w:r>
+      <w:proofErr w:type="gramStart"/>
+      <w:r>
+        <w:t>Mayo</w:t>
+      </w:r>
+      <w:proofErr w:type="gramEnd"/>
+      <w:r>
+        <w:t xml:space="preserve"> 837, la cochera numero 35 destinada a que este guarde un vehículo del siguiente</w:t>
+      </w:r>
+      <w:r>
+        <w:t xml:space="preserve"> </w:t>
+      </w:r>
+      <w:r>
+        <w:t>tipo: automóvil</w:t>
       </w:r>
     </w:p>
     <w:p>
       <w:r>
-        <w:t>Sr.</w:t>
-      </w:r>
-      <w:r>
-        <w:t xml:space="preserve"> </w:t>
-      </w:r>
-      <w:r>
-        <w:t>Javier argentino</w:t>
-      </w:r>
-      <w:r>
-        <w:t xml:space="preserve"> </w:t>
-      </w:r>
-      <w:r>
-        <w:t xml:space="preserve">DNI </w:t>
-      </w:r>
-      <w:r>
-        <w:t xml:space="preserve">22183021 </w:t>
-      </w:r>
-      <w:r>
-        <w:t>de ahora en adelante Locataria con domicilio</w:t>
+        <w:t>La cochera que se le entrega al locatario se entrega en condiciones de nueva, a</w:t>
+      </w:r>
+      <w:r>
+        <w:t xml:space="preserve"> </w:t>
+      </w:r>
+      <w:r>
+        <w:t>estrenar por él y se deberá devolver en excelentes condiciones de conservación</w:t>
+      </w:r>
+      <w:r>
+        <w:t xml:space="preserve"> </w:t>
+      </w:r>
+      <w:r>
+        <w:t>incluyendo el control de acceso que se entrega 1(una) unidad</w:t>
       </w:r>
     </w:p>
     <w:p>
       <w:r>
-        <w:t xml:space="preserve">especial a los fines del presente contrato en la calle 25 de </w:t>
-      </w:r>
-      <w:proofErr w:type="gramStart"/>
-      <w:r>
-        <w:t>Mayo</w:t>
-      </w:r>
-      <w:proofErr w:type="gramEnd"/>
-      <w:r>
-        <w:t xml:space="preserve"> 837 Lanús Oeste,</w:t>
+        <w:t>Este contrato entra en vigencia con la firma del mismo por las partes y se extenderá</w:t>
+      </w:r>
+      <w:r>
+        <w:t xml:space="preserve"> </w:t>
+      </w:r>
+      <w:r>
+        <w:t xml:space="preserve">por el tiempo hasta el día </w:t>
+      </w:r>
+      <w:r>
+        <w:t>9</w:t>
+      </w:r>
+      <w:r>
+        <w:t xml:space="preserve"> de </w:t>
+      </w:r>
+      <w:r>
+        <w:t>junio</w:t>
+      </w:r>
+      <w:r>
+        <w:t xml:space="preserve"> de 202</w:t>
+      </w:r>
+      <w:r>
+        <w:t>6</w:t>
+      </w:r>
+      <w:r>
+        <w:t xml:space="preserve"> con renovación automática. Si el</w:t>
+      </w:r>
+      <w:r>
+        <w:t xml:space="preserve"> </w:t>
+      </w:r>
+      <w:r>
+        <w:t>locador necesita cancelar el mismo por fuerza mayor deberá avisar un mes antes para</w:t>
+      </w:r>
+      <w:r>
+        <w:t xml:space="preserve"> </w:t>
+      </w:r>
+      <w:r>
+        <w:t>que el locatario pueda resolver el destino de su vehículo</w:t>
       </w:r>
     </w:p>
     <w:p>
       <w:r>
-        <w:t>Provincia de Buenos Aires</w:t>
-      </w:r>
-      <w:r>
-        <w:t>.</w:t>
+        <w:t>Las partes convienen un “Canon Locativo” de $</w:t>
+      </w:r>
+      <w:r>
+        <w:t>114.312,72</w:t>
+      </w:r>
+      <w:r>
+        <w:t>(</w:t>
+      </w:r>
+      <w:r>
+        <w:t>PESOS CIENTO CATORCE MIL TRESCIENTOS DOCE CON SETENTA Y DOS CENTAVOS</w:t>
+      </w:r>
+      <w:r>
+        <w:t>) más el</w:t>
+      </w:r>
+      <w:r>
+        <w:t xml:space="preserve"> </w:t>
+      </w:r>
+      <w:r>
+        <w:t xml:space="preserve">pago de expensas ordinarias, que deberá abonarse mensualmente de forma </w:t>
+      </w:r>
+      <w:proofErr w:type="spellStart"/>
+      <w:r>
+        <w:t>integra</w:t>
+      </w:r>
+      <w:proofErr w:type="spellEnd"/>
+      <w:r>
+        <w:t xml:space="preserve"> y</w:t>
+      </w:r>
+      <w:r>
+        <w:t xml:space="preserve"> </w:t>
+      </w:r>
+      <w:r>
+        <w:t>por adelantado entre los días 01 a 10 de cada mes por deposito o transferencia</w:t>
+      </w:r>
+      <w:r>
+        <w:t xml:space="preserve"> </w:t>
+      </w:r>
+      <w:r>
+        <w:t>bancaria a la cuenta que el Locatario le notifique. Los aumentos se actualizan cada</w:t>
+      </w:r>
+      <w:r>
+        <w:t xml:space="preserve"> </w:t>
+      </w:r>
+      <w:r>
+        <w:t>3(TRES) meses por IPC (índice del precio al consumidor)</w:t>
+      </w:r>
+      <w:r>
+        <w:t xml:space="preserve"> </w:t>
       </w:r>
     </w:p>
     <w:p>
       <w:r>
-        <w:t xml:space="preserve">Las partes conviene de </w:t>
-      </w:r>
-      <w:proofErr w:type="spellStart"/>
-      <w:r>
-        <w:t>como</w:t>
-      </w:r>
-      <w:proofErr w:type="spellEnd"/>
-      <w:r>
-        <w:t xml:space="preserve"> un acuerdo celebrar presente contrato de locación de</w:t>
-      </w:r>
-    </w:p>
-    <w:p>
-      <w:proofErr w:type="gramStart"/>
-      <w:r>
-        <w:t>cochera sujeto</w:t>
-      </w:r>
-      <w:proofErr w:type="gramEnd"/>
-      <w:r>
-        <w:t xml:space="preserve"> a las siguientes clausulas y condiciones</w:t>
-      </w:r>
-    </w:p>
-    <w:p>
-      <w:r>
-        <w:t>El locador da en locación al locatario una cochera fija del inmueble sita en la calle 25 de</w:t>
-      </w:r>
-    </w:p>
-    <w:p>
-      <w:r>
-        <w:t xml:space="preserve">Mayo 837, la cochera numero </w:t>
-      </w:r>
-      <w:r>
-        <w:t>35</w:t>
-      </w:r>
-      <w:r>
-        <w:t xml:space="preserve"> destinada a que este guarde un vehículo del siguiente</w:t>
-      </w:r>
-    </w:p>
-    <w:p>
-      <w:r>
-        <w:t>tipo: automóvil</w:t>
-      </w:r>
-    </w:p>
-    <w:p>
-      <w:r>
-        <w:t>La cochera que se le entrega al locatario se entrega en condiciones de nueva, a</w:t>
-      </w:r>
-    </w:p>
-    <w:p>
-      <w:r>
-        <w:t>estrenar por él y se deberá devolver en excelentes condiciones de conservación</w:t>
-      </w:r>
-    </w:p>
-    <w:p>
-      <w:r>
-        <w:t>incluyendo el control de acceso que se entrega 1(una) unidad</w:t>
-      </w:r>
-    </w:p>
-    <w:p>
-      <w:r>
-        <w:t>Este contrato entra en vigencia con la firma del mismo por las partes y se extenderá</w:t>
-      </w:r>
-    </w:p>
-    <w:p>
-      <w:r>
-        <w:t>por el tiempo hasta el día 7 de diciembre de 2025 con renovación automática. Si el</w:t>
-      </w:r>
-    </w:p>
-    <w:p>
-      <w:r>
-        <w:t>locador necesita cancelar el mismo por fuerza mayor deberá avisar un mes antes para</w:t>
-      </w:r>
-    </w:p>
-    <w:p>
-      <w:r>
-        <w:t>que el locatario pueda resolver el destino de su vehículo</w:t>
-      </w:r>
-    </w:p>
-    <w:p>
-      <w:r>
-        <w:t>Las partes convienen un “Canon Locativo” de $90000(PESOS NOVENTA MIL) más el</w:t>
-      </w:r>
-    </w:p>
-    <w:p>
-      <w:r>
-        <w:t xml:space="preserve">pago de expensas ordinarias, que deberá abonarse mensualmente de forma </w:t>
-      </w:r>
-      <w:proofErr w:type="spellStart"/>
-      <w:r>
-        <w:t>integra</w:t>
-      </w:r>
-      <w:proofErr w:type="spellEnd"/>
-      <w:r>
-        <w:t xml:space="preserve"> y</w:t>
-      </w:r>
-    </w:p>
-    <w:p>
-      <w:r>
-        <w:t>por adelantado entre los días 01 a 10 de cada mes por deposito o transferencia</w:t>
-      </w:r>
-    </w:p>
-    <w:p>
-      <w:r>
-        <w:t>bancaria a la cuenta que el Locatario le notifique. Los aumentos se actualizan cada</w:t>
-      </w:r>
-    </w:p>
-    <w:p>
-      <w:r>
-        <w:t>3(TRES) meses por IPC (índice del precio al consumidor)</w:t>
-      </w:r>
-    </w:p>
-    <w:p>
-      <w:r>
         <w:t>Ante el incumplimiento del locatario de cualquiera de las obligaciones asumida ante</w:t>
       </w:r>
-    </w:p>
-    <w:p>
+      <w:r>
+        <w:t xml:space="preserve"> </w:t>
+      </w:r>
       <w:r>
         <w:t>este contrato el locador tendrá derecho a resolver el presente y exigir la restitución de</w:t>
       </w:r>
-    </w:p>
-    <w:p>
+      <w:r>
+        <w:t xml:space="preserve"> </w:t>
+      </w:r>
       <w:r>
         <w:t xml:space="preserve">la cochera con </w:t>
       </w:r>
@@ -313,7 +340,6 @@
           <w:b/>
           <w:bCs/>
         </w:rPr>
-        <w:lastRenderedPageBreak/>
         <w:t>Firma:</w:t>
       </w:r>
       <w:r>
